--- a/entregables/reunion_directores_2026-09-30/expedientes/02_Expedientes_Escuela_Salud.docx
+++ b/entregables/reunion_directores_2026-09-30/expedientes/02_Expedientes_Escuela_Salud.docx
@@ -25,7 +25,7 @@
     </w:p>
     <w:p>
       <w:r>
-        <w:t>Fisioterapia, Nutrición, Readaptación Deportiva y USC Casita aparecen en el directorio institucional incorporado al proyecto. Psicología es un área prevista cuyo servicio concreto debe confirmarse. USC Casita requiere precisar qué atenciones ofrece; no se le atribuyen especialidades por su nombre. La Unidad de Atención y Prevención de la Salud mantiene adscripción institucional por confirmar y no se asigna aquí automáticamente a Salud.</w:t>
+        <w:t>Fisioterapia, Nutrición, Readaptación Deportiva y USC Casita aparecen en el directorio institucional incorporado al proyecto. Psicología se incorpora como servicio de la Escuela de Salud, vinculado a la Unidad de Servicios Comunitarios «La Casita». El directorio CPREVI 2024 de la Secretaría de Educación de Yucatán documenta atención psicológica al público general. Responsables, horarios y modalidades actuales quedan por validar con Dirección. La Unidad de Atención y Prevención de la Salud mantiene adscripción institucional por confirmar y no se asigna aquí automáticamente a Salud.</w:t>
       </w:r>
     </w:p>
     <w:p>
@@ -50,7 +50,7 @@
     </w:p>
     <w:p>
       <w:r>
-        <w:t>Directorio institucional de servicios; no define por sí mismo el contenido clínico ni la adscripción administrativa. https://www.unimodelo.edu.mx/servicios</w:t>
+        <w:t>Directorio institucional de servicios; no define por sí mismo el contenido clínico ni la adscripción administrativa. https://www.unimodelo.edu.mx/servicios Psicología / La Casita: SEGEY, Directorio CPREVI 2024. https://educacion.yucatan.gob.mx/prevencion/assets/archivos/DIRECTORIO_INSTANCIAS_CPREVI_2024.pdf</w:t>
       </w:r>
     </w:p>
     <w:p>
@@ -1008,12 +1008,12 @@
         <w:pStyle w:val="Heading1"/>
       </w:pPr>
       <w:r>
-        <w:t>4. Psicología — servicio por confirmar</w:t>
+        <w:t>4. Psicología · Escuela de Salud · La Casita</w:t>
       </w:r>
     </w:p>
     <w:p>
       <w:r>
-        <w:t>Confirmar atención individual o grupal, edades, profesionales responsables y ruta de urgencias. Los relatos y resultados psicológicos requieren acceso especialmente delimitado; Dirección no necesita su contenido para contar prácticas.</w:t>
+        <w:t>Servicio incorporado a la Escuela de Salud y vinculado a La Casita. Validar modalidades actuales, edades, profesionales responsables y ruta de urgencias. Los relatos y resultados psicológicos requieren acceso especialmente delimitado; Dirección no necesita su contenido para contar prácticas.</w:t>
       </w:r>
     </w:p>
     <w:tbl>
@@ -1599,7 +1599,7 @@
     </w:p>
     <w:p>
       <w:r>
-        <w:t>La oferta concreta de USC Casita debe confirmarse. Si durante una jornada se proporciona atención clínica individual, abrir o vincular el expediente clínico correspondiente y conservar separadas las estadísticas de participación.</w:t>
+        <w:t>La atención psicológica de La Casita se describe en el apartado de Psicología. Este bloque corresponde a las actividades comunitarias; confirmar su oferta actual y evitar duplicar una misma atención en ambos módulos. Si durante una jornada se proporciona atención clínica individual, abrir o vincular el expediente clínico correspondiente y conservar separadas las estadísticas de participación.</w:t>
       </w:r>
     </w:p>
     <w:tbl>
@@ -2465,7 +2465,7 @@
       <w:pStyle w:val="Footer"/>
     </w:pPr>
     <w:r>
-      <w:t>Propuesta para validación institucional · Sin datos de pacientes</w:t>
+      <w:t>Actualizado 01/10/2026 · Propuesta para validación institucional · Sin datos de pacientes</w:t>
     </w:r>
   </w:p>
 </w:ftr>
